--- a/testakten/kuendigungsschutzklage-weber-techlogix/arbeitsvertrag_weber_2018.docx
+++ b/testakten/kuendigungsschutzklage-weber-techlogix/arbeitsvertrag_weber_2018.docx
@@ -166,7 +166,7 @@
           <w:i w:val="0"/>
           <w:sz w:val="22"/>
         </w:rPr>
-        <w:t>§ 1  Beginn und Dauer</w:t>
+        <w:t>Paragraf 1  Beginn und Dauer</w:t>
       </w:r>
     </w:p>
     <w:p>
@@ -189,7 +189,7 @@
           <w:i w:val="0"/>
           <w:sz w:val="22"/>
         </w:rPr>
-        <w:t>§ 2  Tätigkeitsort</w:t>
+        <w:t>Paragraf 2  Tätigkeitsort</w:t>
       </w:r>
     </w:p>
     <w:p>
@@ -200,7 +200,7 @@
           <w:i w:val="0"/>
           <w:sz w:val="22"/>
         </w:rPr>
-        <w:t>Der Arbeitnehmer wird am Standort Berlin beschäftigt. Die Arbeitgeberin behält sich eine Versetzung an andere Standorte im Bundesgebiet nach billigem Ermessen (§ 106 GewO) vor.</w:t>
+        <w:t>Der Arbeitnehmer wird am Standort Berlin beschäftigt. Die Arbeitgeberin behält sich eine Versetzung an andere Standorte im Bundesgebiet nach billigem Ermessen (Paragraf 106 GewO) vor.</w:t>
       </w:r>
     </w:p>
     <w:p/>
@@ -212,7 +212,7 @@
           <w:i w:val="0"/>
           <w:sz w:val="22"/>
         </w:rPr>
-        <w:t>§ 3  Aufgaben</w:t>
+        <w:t>Paragraf 3  Aufgaben</w:t>
       </w:r>
     </w:p>
     <w:p>
@@ -235,7 +235,7 @@
           <w:i w:val="0"/>
           <w:sz w:val="22"/>
         </w:rPr>
-        <w:t>§ 4  Arbeitszeit</w:t>
+        <w:t>Paragraf 4  Arbeitszeit</w:t>
       </w:r>
     </w:p>
     <w:p>
@@ -258,7 +258,7 @@
           <w:i w:val="0"/>
           <w:sz w:val="22"/>
         </w:rPr>
-        <w:t>§ 5  Vergütung</w:t>
+        <w:t>Paragraf 5  Vergütung</w:t>
       </w:r>
     </w:p>
     <w:p>
@@ -284,7 +284,7 @@
           <w:i w:val="0"/>
           <w:sz w:val="22"/>
         </w:rPr>
-        <w:t>§ 6  Urlaub</w:t>
+        <w:t>Paragraf 6  Urlaub</w:t>
       </w:r>
     </w:p>
     <w:p>
@@ -307,7 +307,7 @@
           <w:i w:val="0"/>
           <w:sz w:val="22"/>
         </w:rPr>
-        <w:t>§ 7  Entgeltfortzahlung</w:t>
+        <w:t>Paragraf 7  Entgeltfortzahlung</w:t>
       </w:r>
     </w:p>
     <w:p>
@@ -318,7 +318,7 @@
           <w:i w:val="0"/>
           <w:sz w:val="22"/>
         </w:rPr>
-        <w:t>Entgeltfortzahlung im Krankheitsfall nach § 3 EFZG für bis zu sechs Wochen. Arbeitsunfähigkeit ist unverzüglich anzuzeigen; ärztliche Bescheinigung ab dem ersten Tag.</w:t>
+        <w:t>Entgeltfortzahlung im Krankheitsfall nach Paragraf 3 EFZG für bis zu sechs Wochen. Arbeitsunfähigkeit ist unverzüglich anzuzeigen; ärztliche Bescheinigung ab dem ersten Tag.</w:t>
       </w:r>
     </w:p>
     <w:p/>
@@ -330,7 +330,7 @@
           <w:i w:val="0"/>
           <w:sz w:val="22"/>
         </w:rPr>
-        <w:t>§ 8  Verschwiegenheit</w:t>
+        <w:t>Paragraf 8  Verschwiegenheit</w:t>
       </w:r>
     </w:p>
     <w:p>
@@ -353,7 +353,7 @@
           <w:i w:val="0"/>
           <w:sz w:val="22"/>
         </w:rPr>
-        <w:t>§ 9  Nebentätigkeiten</w:t>
+        <w:t>Paragraf 9  Nebentätigkeiten</w:t>
       </w:r>
     </w:p>
     <w:p>
@@ -376,7 +376,7 @@
           <w:i w:val="0"/>
           <w:sz w:val="22"/>
         </w:rPr>
-        <w:t>§ 10  Kündigungsfristen</w:t>
+        <w:t>Paragraf 10  Kündigungsfristen</w:t>
       </w:r>
     </w:p>
     <w:p>
@@ -387,7 +387,7 @@
           <w:i w:val="0"/>
           <w:sz w:val="22"/>
         </w:rPr>
-        <w:t>Nach Ablauf der Probezeit gelten die gesetzlichen Kündigungsfristen nach § 622 BGB:</w:t>
+        <w:t>Nach Ablauf der Probezeit gelten die gesetzlichen Kündigungsfristen nach Paragraf 622 BGB:</w:t>
         <w:br/>
         <w:t>• 2–4 Jahre BZ: 1 Monat zum Monatsende</w:t>
         <w:br/>
@@ -410,7 +410,7 @@
           <w:i w:val="0"/>
           <w:sz w:val="22"/>
         </w:rPr>
-        <w:t>§ 11  Direktionsrecht</w:t>
+        <w:t>Paragraf 11  Direktionsrecht</w:t>
       </w:r>
     </w:p>
     <w:p>
@@ -421,7 +421,7 @@
           <w:i w:val="0"/>
           <w:sz w:val="22"/>
         </w:rPr>
-        <w:t>Im Rahmen des § 106 GewO kann die Arbeitgeberin Inhalt, Ort und Zeit der Arbeitsleistung nach billigem Ermessen bestimmen.</w:t>
+        <w:t>Im Rahmen des Paragrafen 106 GewO kann die Arbeitgeberin Inhalt, Ort und Zeit der Arbeitsleistung nach billigem Ermessen bestimmen.</w:t>
       </w:r>
     </w:p>
     <w:p/>
@@ -433,7 +433,7 @@
           <w:i w:val="0"/>
           <w:sz w:val="22"/>
         </w:rPr>
-        <w:t>§ 12  Betriebsrat</w:t>
+        <w:t>Paragraf 12  Betriebsrat</w:t>
       </w:r>
     </w:p>
     <w:p>
@@ -444,7 +444,7 @@
           <w:i w:val="0"/>
           <w:sz w:val="22"/>
         </w:rPr>
-        <w:t>Ein Betriebsrat (5 Mitglieder) ist vorhanden und steht dem Arbeitnehmer für Beschwerden nach §§ 84, 85 BetrVG zur Verfügung.</w:t>
+        <w:t>Ein Betriebsrat (5 Mitglieder) ist vorhanden und steht dem Arbeitnehmer für Beschwerden nach Paragrafen 84, 85 BetrVG zur Verfügung.</w:t>
       </w:r>
     </w:p>
     <w:p/>
@@ -456,7 +456,7 @@
           <w:i w:val="0"/>
           <w:sz w:val="22"/>
         </w:rPr>
-        <w:t>§ 13  Schriftformklausel</w:t>
+        <w:t>Paragraf 13  Schriftformklausel</w:t>
       </w:r>
     </w:p>
     <w:p>
@@ -479,7 +479,7 @@
           <w:i w:val="0"/>
           <w:sz w:val="22"/>
         </w:rPr>
-        <w:t>§ 14  Ausschlussfristen</w:t>
+        <w:t>Paragraf 14  Ausschlussfristen</w:t>
       </w:r>
     </w:p>
     <w:p>
@@ -502,7 +502,7 @@
           <w:i w:val="0"/>
           <w:sz w:val="22"/>
         </w:rPr>
-        <w:t>§ 15  Schlussbestimmungen</w:t>
+        <w:t>Paragraf 15  Schlussbestimmungen</w:t>
       </w:r>
     </w:p>
     <w:p>
@@ -654,13 +654,100 @@
       </w:tr>
     </w:tbl>
     <w:sectPr>
-      <w:pgSz w:w="12240" w:h="15840"/>
-      <w:pgMar w:top="1417" w:right="1134" w:bottom="1134" w:left="1701" w:header="720" w:footer="720" w:gutter="0"/>
+      <w:headerReference w:type="default" r:id="rId9"/>
+      <w:footerReference w:type="default" r:id="rId10"/>
+      <w:pgSz w:w="11906" w:h="16838"/>
+      <w:pgMar w:top="1417" w:right="1134" w:bottom="1134" w:left="1701" w:header="680" w:footer="567" w:gutter="0"/>
       <w:cols w:space="720"/>
       <w:docGrid w:linePitch="360"/>
     </w:sectPr>
   </w:body>
 </w:document>
+</file>
+
+<file path=word/footer1.xml><?xml version="1.0" encoding="utf-8"?>
+<w:ftr xmlns:m="http://schemas.openxmlformats.org/officeDocument/2006/math" xmlns:mc="http://schemas.openxmlformats.org/markup-compatibility/2006" xmlns:mo="http://schemas.microsoft.com/office/mac/office/2008/main" xmlns:mv="urn:schemas-microsoft-com:mac:vml" xmlns:o="urn:schemas-microsoft-com:office:office" xmlns:r="http://schemas.openxmlformats.org/officeDocument/2006/relationships" xmlns:v="urn:schemas-microsoft-com:vml" xmlns:w10="urn:schemas-microsoft-com:office:word" xmlns:w14="http://schemas.microsoft.com/office/word/2010/wordml" xmlns:w="http://schemas.openxmlformats.org/wordprocessingml/2006/main" xmlns:wne="http://schemas.microsoft.com/office/word/2006/wordml" xmlns:wp14="http://schemas.microsoft.com/office/word/2010/wordprocessingDrawing" xmlns:wp="http://schemas.openxmlformats.org/drawingml/2006/wordprocessingDrawing" xmlns:wpc="http://schemas.microsoft.com/office/word/2010/wordprocessingCanvas" xmlns:wpg="http://schemas.microsoft.com/office/word/2010/wordprocessingGroup" xmlns:wpi="http://schemas.microsoft.com/office/word/2010/wordprocessingInk" xmlns:wps="http://schemas.microsoft.com/office/word/2010/wordprocessingShape" mc:Ignorable="w14 wp14">
+  <w:p>
+    <w:pPr>
+      <w:pStyle w:val="Footer"/>
+      <w:tabs>
+        <w:tab w:pos="9071" w:val="right"/>
+      </w:tabs>
+      <w:jc w:val="left"/>
+    </w:pPr>
+    <w:r>
+      <w:rPr>
+        <w:rFonts w:ascii="Times New Roman" w:hAnsi="Times New Roman"/>
+        <w:color w:val="6B6B66"/>
+        <w:sz w:val="16"/>
+      </w:rPr>
+    </w:r>
+    <w:r>
+      <w:rPr>
+        <w:rFonts w:ascii="Times New Roman" w:hAnsi="Times New Roman"/>
+        <w:color w:val="6B6B66"/>
+        <w:sz w:val="16"/>
+      </w:rPr>
+      <w:t>TechLogix GmbH</w:t>
+    </w:r>
+    <w:r>
+      <w:rPr>
+        <w:rFonts w:ascii="Times New Roman" w:hAnsi="Times New Roman"/>
+        <w:color w:val="6B6B66"/>
+        <w:sz w:val="16"/>
+      </w:rPr>
+      <w:tab/>
+      <w:t xml:space="preserve">Seite </w:t>
+    </w:r>
+    <w:r>
+      <w:rPr>
+        <w:rFonts w:ascii="Times New Roman" w:hAnsi="Times New Roman"/>
+        <w:color w:val="6B6B66"/>
+        <w:sz w:val="16"/>
+      </w:rPr>
+      <w:fldChar w:fldCharType="begin"/>
+      <w:instrText xml:space="preserve"> PAGE </w:instrText>
+      <w:fldChar w:fldCharType="end"/>
+    </w:r>
+  </w:p>
+</w:ftr>
+</file>
+
+<file path=word/header1.xml><?xml version="1.0" encoding="utf-8"?>
+<w:hdr xmlns:m="http://schemas.openxmlformats.org/officeDocument/2006/math" xmlns:mc="http://schemas.openxmlformats.org/markup-compatibility/2006" xmlns:mo="http://schemas.microsoft.com/office/mac/office/2008/main" xmlns:mv="urn:schemas-microsoft-com:mac:vml" xmlns:o="urn:schemas-microsoft-com:office:office" xmlns:r="http://schemas.openxmlformats.org/officeDocument/2006/relationships" xmlns:v="urn:schemas-microsoft-com:vml" xmlns:w10="urn:schemas-microsoft-com:office:word" xmlns:w14="http://schemas.microsoft.com/office/word/2010/wordml" xmlns:w="http://schemas.openxmlformats.org/wordprocessingml/2006/main" xmlns:wne="http://schemas.microsoft.com/office/word/2006/wordml" xmlns:wp14="http://schemas.microsoft.com/office/word/2010/wordprocessingDrawing" xmlns:wp="http://schemas.openxmlformats.org/drawingml/2006/wordprocessingDrawing" xmlns:wpc="http://schemas.microsoft.com/office/word/2010/wordprocessingCanvas" xmlns:wpg="http://schemas.microsoft.com/office/word/2010/wordprocessingGroup" xmlns:wpi="http://schemas.microsoft.com/office/word/2010/wordprocessingInk" xmlns:wps="http://schemas.microsoft.com/office/word/2010/wordprocessingShape" mc:Ignorable="w14 wp14">
+  <w:p>
+    <w:pPr>
+      <w:pStyle w:val="Header"/>
+      <w:jc w:val="left"/>
+    </w:pPr>
+    <w:r/>
+    <w:r>
+      <w:rPr>
+        <w:rFonts w:ascii="Times New Roman" w:hAnsi="Times New Roman"/>
+        <w:b/>
+        <w:color w:val="7B2D3B"/>
+        <w:sz w:val="24"/>
+      </w:rPr>
+      <w:t>TechLogix GmbH</w:t>
+    </w:r>
+  </w:p>
+  <w:p>
+    <w:pPr>
+      <w:jc w:val="left"/>
+      <w:pBdr>
+        <w:bottom w:val="single" w:sz="6" w:space="2" w:color="7B2D3B"/>
+      </w:pBdr>
+    </w:pPr>
+    <w:r>
+      <w:rPr>
+        <w:rFonts w:ascii="Times New Roman" w:hAnsi="Times New Roman"/>
+        <w:color w:val="6B6B66"/>
+        <w:sz w:val="16"/>
+      </w:rPr>
+      <w:t>Unternehmen</w:t>
+    </w:r>
+  </w:p>
+</w:hdr>
 </file>
 
 <file path=word/numbering.xml><?xml version="1.0" encoding="utf-8"?>
